--- a/docs/docx/ubuntu-full-setup-guide.docx
+++ b/docs/docx/ubuntu-full-setup-guide.docx
@@ -908,7 +908,7 @@
         <w:shd w:fill="EEF4F8"/>
       </w:pPr>
       <w:r>
-        <w:t>DEFAULT_COUNTRY=United States</w:t>
+        <w:t>DEFAULT_COUNTRY="United States"</w:t>
       </w:r>
     </w:p>
     <w:p>
@@ -918,6 +918,33 @@
       </w:pPr>
       <w:r>
         <w:t>DEFAULT_TIMEZONE=Etc/UTC</w:t>
+      </w:r>
+    </w:p>
+    <w:p>
+      <w:r>
+        <w:t xml:space="preserve">Values with spaces may be quoted. The maintenance scripts use a safe dotenv loader, so </w:t>
+      </w:r>
+      <w:r>
+        <w:rPr>
+          <w:rFonts w:ascii="Consolas" w:hAnsi="Consolas"/>
+          <w:color w:val="144870"/>
+          <w:sz w:val="19"/>
+        </w:rPr>
+        <w:t>DEFAULT_COUNTRY=United States</w:t>
+      </w:r>
+      <w:r>
+        <w:t xml:space="preserve"> and </w:t>
+      </w:r>
+      <w:r>
+        <w:rPr>
+          <w:rFonts w:ascii="Consolas" w:hAnsi="Consolas"/>
+          <w:color w:val="144870"/>
+          <w:sz w:val="19"/>
+        </w:rPr>
+        <w:t>DEFAULT_COUNTRY="United States"</w:t>
+      </w:r>
+      <w:r>
+        <w:t xml:space="preserve"> both work. Quoting is still recommended for readability.</w:t>
       </w:r>
     </w:p>
     <w:p>
@@ -4227,7 +4254,18 @@
         <w:t>$SITE_NAME</w:t>
       </w:r>
       <w:r>
-        <w:t xml:space="preserve"> is not loaded in your shell:</w:t>
+        <w:t xml:space="preserve"> is not loaded in your shell, pass it explicitly. Do not run </w:t>
+      </w:r>
+      <w:r>
+        <w:rPr>
+          <w:rFonts w:ascii="Consolas" w:hAnsi="Consolas"/>
+          <w:color w:val="144870"/>
+          <w:sz w:val="19"/>
+        </w:rPr>
+        <w:t>source .env</w:t>
+      </w:r>
+      <w:r>
+        <w:t xml:space="preserve"> on files that contain unquoted values with spaces.</w:t>
       </w:r>
     </w:p>
     <w:p>
@@ -4245,16 +4283,7 @@
         <w:shd w:fill="EEF4F8"/>
       </w:pPr>
       <w:r>
-        <w:t>source .env</w:t>
-      </w:r>
-    </w:p>
-    <w:p>
-      <w:pPr>
-        <w:pStyle w:val="EMSCodeBlock"/>
-        <w:shd w:fill="EEF4F8"/>
-      </w:pPr>
-      <w:r>
-        <w:t>docker compose exec backend bench --site "$SITE_NAME" clear-cache</w:t>
+        <w:t>docker compose exec backend bench --site your-site.example.org clear-cache</w:t>
       </w:r>
     </w:p>
     <w:p>

--- a/docs/docx/ubuntu-full-setup-guide.docx
+++ b/docs/docx/ubuntu-full-setup-guide.docx
@@ -4961,7 +4961,7 @@
         <w:t>EMSDEMO</w:t>
       </w:r>
       <w:r>
-        <w:t xml:space="preserve"> generic sample data covering standard consular service catalogue, document requirements, fee rules, and appointment slots:</w:t>
+        <w:t xml:space="preserve"> generic sample data covering EMS services and standard ERPNext masters. The loader creates customers, contacts, addresses, suppliers, fee items, leads, projects, tasks, applicants, applications, appointments, document reviews, payment reviews, communications, and ToDos:</w:t>
       </w:r>
     </w:p>
     <w:p>

--- a/docs/docx/ubuntu-full-setup-guide.docx
+++ b/docs/docx/ubuntu-full-setup-guide.docx
@@ -4563,6 +4563,29 @@
       </w:r>
       <w:r>
         <w:t>.</w:t>
+      </w:r>
+    </w:p>
+    <w:p>
+      <w:r>
+        <w:t>To verify container-to-container communication after a rebuild:</w:t>
+      </w:r>
+    </w:p>
+    <w:p>
+      <w:pPr>
+        <w:pStyle w:val="EMSCodeBlock"/>
+        <w:shd w:fill="EEF4F8"/>
+      </w:pPr>
+      <w:r>
+        <w:t>bash</w:t>
+      </w:r>
+    </w:p>
+    <w:p>
+      <w:pPr>
+        <w:pStyle w:val="EMSCodeBlock"/>
+        <w:shd w:fill="EEF4F8"/>
+      </w:pPr>
+      <w:r>
+        <w:t>./scripts/check-docker-services.sh</w:t>
       </w:r>
     </w:p>
     <w:p>
